--- a/Graphics/Characters/player/clothes/gothhoodie/CHANGES NEEDED.docx
+++ b/Graphics/Characters/player/clothes/gothhoodie/CHANGES NEEDED.docx
@@ -239,6 +239,7 @@
     </w:pPr>
     <w:rPr>
       <w:b w:val="0"/>
+      <w:bCs w:val="0"/>
       <w:sz w:val="32"/>
       <w:szCs w:val="32"/>
     </w:rPr>
@@ -255,6 +256,7 @@
     </w:pPr>
     <w:rPr>
       <w:b w:val="0"/>
+      <w:bCs w:val="0"/>
       <w:color w:val="434343"/>
       <w:sz w:val="28"/>
       <w:szCs w:val="28"/>
@@ -304,6 +306,7 @@
     </w:pPr>
     <w:rPr>
       <w:i w:val="1"/>
+      <w:iCs w:val="1"/>
       <w:color w:val="666666"/>
       <w:sz w:val="22"/>
       <w:szCs w:val="22"/>
@@ -337,6 +340,7 @@
     <w:rPr>
       <w:rFonts w:ascii="Arial" w:cs="Arial" w:eastAsia="Arial" w:hAnsi="Arial"/>
       <w:i w:val="0"/>
+      <w:iCs w:val="0"/>
       <w:color w:val="666666"/>
       <w:sz w:val="30"/>
       <w:szCs w:val="30"/>
